--- a/TP.1 - PPA_BMR.docx
+++ b/TP.1 - PPA_BMR.docx
@@ -105,6 +105,50 @@
                 <w:lang w:val="en-US"/>
               </w:rPr>
             </w:pPr>
+            <w:r>
+              <w:rPr>
+                <w:lang w:val="en-US"/>
+              </w:rPr>
+              <w:t>Test 2 Denya</w:t>
+            </w:r>
+          </w:p>
+        </w:tc>
+      </w:tr>
+      <w:tr>
+        <w:tc>
+          <w:tcPr>
+            <w:tcW w:w="3005" w:type="dxa"/>
+          </w:tcPr>
+          <w:p>
+            <w:pPr>
+              <w:rPr>
+                <w:lang w:val="en-US"/>
+              </w:rPr>
+            </w:pPr>
+          </w:p>
+        </w:tc>
+        <w:tc>
+          <w:tcPr>
+            <w:tcW w:w="3005" w:type="dxa"/>
+          </w:tcPr>
+          <w:p>
+            <w:pPr>
+              <w:rPr>
+                <w:lang w:val="en-US"/>
+              </w:rPr>
+            </w:pPr>
+          </w:p>
+        </w:tc>
+        <w:tc>
+          <w:tcPr>
+            <w:tcW w:w="3006" w:type="dxa"/>
+          </w:tcPr>
+          <w:p>
+            <w:pPr>
+              <w:rPr>
+                <w:lang w:val="en-US"/>
+              </w:rPr>
+            </w:pPr>
           </w:p>
         </w:tc>
       </w:tr>
@@ -115,6 +159,26 @@
           <w:lang w:val="en-US"/>
         </w:rPr>
       </w:pPr>
+    </w:p>
+    <w:p>
+      <w:pPr>
+        <w:rPr>
+          <w:lang w:val="en-US"/>
+        </w:rPr>
+      </w:pPr>
+    </w:p>
+    <w:p>
+      <w:pPr>
+        <w:rPr>
+          <w:lang w:val="en-US"/>
+        </w:rPr>
+      </w:pPr>
+      <w:r>
+        <w:rPr>
+          <w:lang w:val="en-US"/>
+        </w:rPr>
+        <w:t>Ky2</w:t>
+      </w:r>
     </w:p>
     <w:sectPr>
       <w:pgSz w:w="11906" w:h="16838"/>
